--- a/testakten/elternunterhalt-pflegeheim-sozialamtsregress-aachen/06_selbstbehalt_elternunterhalt.docx
+++ b/testakten/elternunterhalt-pflegeheim-sozialamtsregress-aachen/06_selbstbehalt_elternunterhalt.docx
@@ -105,7 +105,7 @@
         <w:jc w:val="left"/>
       </w:pPr>
       <w:r>
-        <w:t>Quellenpflicht nach references/zitierweise.md. Die genannten Selbstbehaltssätze sind Arbeitswerte und vor Verwendung an amtlicher Quelle zu verifizieren. Normbezug: §§ 1603, 1609 BGB. Etwaige unterhaltsrechtliche Leitlinien und Rechtsprechung sind vor Verwendung an amtlicher Quelle zu verifizieren.</w:t>
+        <w:t>Quellenpflicht nach references/zitierweise.md. Die genannten Selbstbehaltssätze sind Arbeitswerte und vor Verwendung an amtlicher Quelle zu verifizieren. Normbezug: Paragrafen 1603, 1609 BGB. Etwaige unterhaltsrechtliche Leitlinien und Rechtsprechung sind vor Verwendung an amtlicher Quelle zu verifizieren.</w:t>
       </w:r>
     </w:p>
     <w:sectPr>
